--- a/docs/USER_MANUAL.docx
+++ b/docs/USER_MANUAL.docx
@@ -34,7 +34,7 @@
         <w:rPr>
           <w:sz w:val="22"/>
         </w:rPr>
-        <w:t>App version: 0.2.1   ·   Last updated: 2026-05-12</w:t>
+        <w:t>App version: 0.3.0   ·   Last updated: 2026-05-15</w:t>
       </w:r>
     </w:p>
     <w:p>
@@ -1567,6 +1567,140 @@
           <w:sz w:val="22"/>
         </w:rPr>
         <w:t>Glimmora ONE is not a doctor or a therapist. It's a calm space for reflection. If you're in danger, please contact a real person — a trusted adult, or a local crisis line. The Companion will show you the closest crisis numbers on the safety card.</w:t>
+      </w:r>
+    </w:p>
+    <w:p>
+      <w:pPr>
+        <w:spacing w:before="280" w:after="80"/>
+      </w:pPr>
+      <w:r>
+        <w:rPr>
+          <w:b/>
+          <w:color w:val="443C3C"/>
+          <w:sz w:val="36"/>
+        </w:rPr>
+        <w:t>17. New in v0.3.0</w:t>
+      </w:r>
+    </w:p>
+    <w:p>
+      <w:pPr>
+        <w:spacing w:after="80"/>
+      </w:pPr>
+      <w:r>
+        <w:rPr>
+          <w:sz w:val="22"/>
+        </w:rPr>
+        <w:t>Things you can now do that didn't exist before:</w:t>
+      </w:r>
+    </w:p>
+    <w:p>
+      <w:pPr>
+        <w:pStyle w:val="ListBullet"/>
+      </w:pPr>
+      <w:r>
+        <w:rPr>
+          <w:sz w:val="22"/>
+        </w:rPr>
+        <w:t>Forgot your password? Click 'Forgot password?' on the sign-in page. We'll email you a one-hour reset link (or, in dev mode, show the token in the page).</w:t>
+      </w:r>
+    </w:p>
+    <w:p>
+      <w:pPr>
+        <w:pStyle w:val="ListBullet"/>
+      </w:pPr>
+      <w:r>
+        <w:rPr>
+          <w:sz w:val="22"/>
+        </w:rPr>
+        <w:t>Change your password from Profile → Security &amp; data.</w:t>
+      </w:r>
+    </w:p>
+    <w:p>
+      <w:pPr>
+        <w:pStyle w:val="ListBullet"/>
+      </w:pPr>
+      <w:r>
+        <w:rPr>
+          <w:sz w:val="22"/>
+        </w:rPr>
+        <w:t>Download every reflection, conversation, and watch record as one JSON file (Profile → Security &amp; data → 'Download my data').</w:t>
+      </w:r>
+    </w:p>
+    <w:p>
+      <w:pPr>
+        <w:pStyle w:val="ListBullet"/>
+      </w:pPr>
+      <w:r>
+        <w:rPr>
+          <w:sz w:val="22"/>
+        </w:rPr>
+        <w:t>Delete your account permanently (Profile → Security &amp; data → 'Delete account'). Type your username to confirm.</w:t>
+      </w:r>
+    </w:p>
+    <w:p>
+      <w:pPr>
+        <w:pStyle w:val="ListBullet"/>
+      </w:pPr>
+      <w:r>
+        <w:rPr>
+          <w:sz w:val="22"/>
+        </w:rPr>
+        <w:t>Your videos remember where you stopped. Open /watch and you'll see a 'Continue watching' row at the top.</w:t>
+      </w:r>
+    </w:p>
+    <w:p>
+      <w:pPr>
+        <w:pStyle w:val="ListBullet"/>
+      </w:pPr>
+      <w:r>
+        <w:rPr>
+          <w:sz w:val="22"/>
+        </w:rPr>
+        <w:t>Reflect entries can be edited (✎) and deleted (🗑). The journal has a search box + mood filter + a 7d/30d/90d/1y range chooser on the trend chart.</w:t>
+      </w:r>
+    </w:p>
+    <w:p>
+      <w:pPr>
+        <w:pStyle w:val="ListBullet"/>
+      </w:pPr>
+      <w:r>
+        <w:rPr>
+          <w:sz w:val="22"/>
+        </w:rPr>
+        <w:t>The Companion has a left-side drawer that lists every conversation you've ever had, with search across titles and message text. Tap any row to resume.</w:t>
+      </w:r>
+    </w:p>
+    <w:p>
+      <w:pPr>
+        <w:pStyle w:val="ListBullet"/>
+      </w:pPr>
+      <w:r>
+        <w:rPr>
+          <w:sz w:val="22"/>
+        </w:rPr>
+        <w:t>Premium accounts get a deeper companion memory (32 turns vs 8 on free).</w:t>
+      </w:r>
+    </w:p>
+    <w:p>
+      <w:pPr>
+        <w:pStyle w:val="ListBullet"/>
+      </w:pPr>
+      <w:r>
+        <w:rPr>
+          <w:sz w:val="22"/>
+        </w:rPr>
+        <w:t>Creators can edit, unpublish, or delete their series and episodes from /creator/series/&lt;id&gt;/edit.</w:t>
+      </w:r>
+    </w:p>
+    <w:p>
+      <w:pPr>
+        <w:pStyle w:val="ListBullet"/>
+      </w:pPr>
+      <w:r>
+        <w:rPr>
+          <w:sz w:val="22"/>
+        </w:rPr>
+        <w:t>Admins now get a user search + role filter, a content moderation panel for any series, and a chronological audit log.</w:t>
       </w:r>
     </w:p>
     <w:sectPr>

--- a/docs/USER_MANUAL.docx
+++ b/docs/USER_MANUAL.docx
@@ -12,7 +12,7 @@
           <w:color w:val="332B2B"/>
           <w:sz w:val="52"/>
         </w:rPr>
-        <w:t>Glimmora ONE — User Manual</w:t>
+        <w:t>Glimmora ONE — How to use the app</w:t>
       </w:r>
     </w:p>
     <w:p>
@@ -23,7 +23,7 @@
         <w:rPr>
           <w:sz w:val="22"/>
         </w:rPr>
-        <w:t>Hi! This is a friendly guide to Glimmora ONE — a small, calm place to slow down and notice your inner weather. We made this guide so anyone, even a 10-year-old, can use the app on their own. Read through once, then keep it nearby for the first few days.</w:t>
+        <w:t>A friendly guide for anyone who can read. If you're 12 and you've never seen this app before, this guide is for you.</w:t>
       </w:r>
     </w:p>
     <w:p>
@@ -34,7 +34,7 @@
         <w:rPr>
           <w:sz w:val="22"/>
         </w:rPr>
-        <w:t>App version: 0.3.0   ·   Last updated: 2026-05-15</w:t>
+        <w:t>App version: 0.4.0-mvp   ·   Last updated: 2026-05-16</w:t>
       </w:r>
     </w:p>
     <w:p>
@@ -52,7 +52,7 @@
           <w:color w:val="443C3C"/>
           <w:sz w:val="36"/>
         </w:rPr>
-        <w:t>1. What Glimmora ONE is</w:t>
+        <w:t>1. What this app is, in one breath</w:t>
       </w:r>
     </w:p>
     <w:p>
@@ -63,7 +63,7 @@
         <w:rPr>
           <w:sz w:val="22"/>
         </w:rPr>
-        <w:t>Glimmora ONE is four small rooms inside one app:</w:t>
+        <w:t>Glimmora ONE is a calm room on your phone or computer. There are four small things inside:</w:t>
       </w:r>
     </w:p>
     <w:p>
@@ -74,7 +74,7 @@
         <w:rPr>
           <w:sz w:val="22"/>
         </w:rPr>
-        <w:t>Companion — a kind AI you can talk to like a journal.</w:t>
+        <w:t>A Companion — a kind AI you can talk to. It listens.</w:t>
       </w:r>
     </w:p>
     <w:p>
@@ -85,7 +85,7 @@
         <w:rPr>
           <w:sz w:val="22"/>
         </w:rPr>
-        <w:t>Stories — short, calm video lessons on stillness and feelings.</w:t>
+        <w:t>Stories — short, beautiful videos that make your brain feel quieter.</w:t>
       </w:r>
     </w:p>
     <w:p>
@@ -96,7 +96,7 @@
         <w:rPr>
           <w:sz w:val="22"/>
         </w:rPr>
-        <w:t>Reflect — a private journal that quietly draws a map of how you feel.</w:t>
+        <w:t>A journal — a little place to write a sentence about how you feel.</w:t>
       </w:r>
     </w:p>
     <w:p>
@@ -107,7 +107,7 @@
         <w:rPr>
           <w:sz w:val="22"/>
         </w:rPr>
-        <w:t>Circles — a slow, anonymous place to share with others.</w:t>
+        <w:t>A daily ritual — three tiny things to do each day.</w:t>
       </w:r>
     </w:p>
     <w:p>
@@ -118,7 +118,7 @@
         <w:rPr>
           <w:sz w:val="22"/>
         </w:rPr>
-        <w:t>You also get a Dashboard called 'Today' with three small things to do each day.</w:t>
+        <w:t>That's it. No likes. No followers. No notifications buzzing at you. Nobody can see your stuff but you.</w:t>
       </w:r>
     </w:p>
     <w:p>
@@ -131,7 +131,7 @@
           <w:color w:val="443C3C"/>
           <w:sz w:val="36"/>
         </w:rPr>
-        <w:t>2. Making an account</w:t>
+        <w:t>2. Making your account</w:t>
       </w:r>
     </w:p>
     <w:p>
@@ -142,7 +142,50 @@
         <w:rPr>
           <w:sz w:val="22"/>
         </w:rPr>
-        <w:t>On the landing page, click 'Begin gently'. Fill in a name (anything you like), a username, a password, and your email (optional). Click Create account.</w:t>
+        <w:t>This is the first thing you'll do.</w:t>
+      </w:r>
+    </w:p>
+    <w:p>
+      <w:pPr>
+        <w:spacing w:before="240" w:after="40"/>
+      </w:pPr>
+      <w:r>
+        <w:rPr>
+          <w:b/>
+          <w:color w:val="2E7D5B"/>
+          <w:sz w:val="26"/>
+        </w:rPr>
+        <w:t>Step 1. Open the app</w:t>
+      </w:r>
+    </w:p>
+    <w:p>
+      <w:r>
+        <w:rPr>
+          <w:b/>
+          <w:sz w:val="22"/>
+        </w:rPr>
+        <w:t xml:space="preserve">👉 You do: </w:t>
+      </w:r>
+      <w:r>
+        <w:rPr>
+          <w:sz w:val="22"/>
+        </w:rPr>
+        <w:t>Go to http://127.0.0.1:3000 in a web browser (the page your grown-up tells you to use).</w:t>
+      </w:r>
+    </w:p>
+    <w:p>
+      <w:r>
+        <w:rPr>
+          <w:b/>
+          <w:sz w:val="22"/>
+        </w:rPr>
+        <w:t xml:space="preserve">👀 You should see: </w:t>
+      </w:r>
+      <w:r>
+        <w:rPr>
+          <w:sz w:val="22"/>
+        </w:rPr>
+        <w:t>A calm cream / dark page with the words 'A calm room for your inner life.' in the middle.</w:t>
       </w:r>
     </w:p>
     <w:p>
@@ -152,8 +195,103 @@
       <w:r>
         <w:drawing>
           <wp:inline xmlns:a="http://schemas.openxmlformats.org/drawingml/2006/main" xmlns:pic="http://schemas.openxmlformats.org/drawingml/2006/picture">
-            <wp:extent cx="5486400" cy="2683192"/>
+            <wp:extent cx="5303520" cy="5094720"/>
             <wp:docPr id="1" name="Picture 1"/>
+            <wp:cNvGraphicFramePr>
+              <a:graphicFrameLocks noChangeAspect="1"/>
+            </wp:cNvGraphicFramePr>
+            <a:graphic>
+              <a:graphicData uri="http://schemas.openxmlformats.org/drawingml/2006/picture">
+                <pic:pic>
+                  <pic:nvPicPr>
+                    <pic:cNvPr id="0" name="01-landing.png"/>
+                    <pic:cNvPicPr/>
+                  </pic:nvPicPr>
+                  <pic:blipFill>
+                    <a:blip r:embed="rId9"/>
+                    <a:stretch>
+                      <a:fillRect/>
+                    </a:stretch>
+                  </pic:blipFill>
+                  <pic:spPr>
+                    <a:xfrm>
+                      <a:off x="0" y="0"/>
+                      <a:ext cx="5303520" cy="5094720"/>
+                    </a:xfrm>
+                    <a:prstGeom prst="rect"/>
+                  </pic:spPr>
+                </pic:pic>
+              </a:graphicData>
+            </a:graphic>
+          </wp:inline>
+        </w:drawing>
+      </w:r>
+    </w:p>
+    <w:p>
+      <w:pPr>
+        <w:jc w:val="center"/>
+      </w:pPr>
+      <w:r>
+        <w:rPr>
+          <w:i/>
+          <w:color w:val="707070"/>
+          <w:sz w:val="20"/>
+        </w:rPr>
+        <w:t>The landing page.</w:t>
+      </w:r>
+    </w:p>
+    <w:p>
+      <w:pPr>
+        <w:spacing w:before="240" w:after="40"/>
+      </w:pPr>
+      <w:r>
+        <w:rPr>
+          <w:b/>
+          <w:color w:val="2E7D5B"/>
+          <w:sz w:val="26"/>
+        </w:rPr>
+        <w:t>Step 2. Click 'Begin gently'</w:t>
+      </w:r>
+    </w:p>
+    <w:p>
+      <w:r>
+        <w:rPr>
+          <w:b/>
+          <w:sz w:val="22"/>
+        </w:rPr>
+        <w:t xml:space="preserve">👉 You do: </w:t>
+      </w:r>
+      <w:r>
+        <w:rPr>
+          <w:sz w:val="22"/>
+        </w:rPr>
+        <w:t>There's a big button that says 'Begin gently'. Click it.</w:t>
+      </w:r>
+    </w:p>
+    <w:p>
+      <w:r>
+        <w:rPr>
+          <w:b/>
+          <w:sz w:val="22"/>
+        </w:rPr>
+        <w:t xml:space="preserve">👀 You should see: </w:t>
+      </w:r>
+      <w:r>
+        <w:rPr>
+          <w:sz w:val="22"/>
+        </w:rPr>
+        <w:t>A small form with four boxes: name, username, email (optional), password.</w:t>
+      </w:r>
+    </w:p>
+    <w:p>
+      <w:pPr>
+        <w:jc w:val="center"/>
+      </w:pPr>
+      <w:r>
+        <w:drawing>
+          <wp:inline xmlns:a="http://schemas.openxmlformats.org/drawingml/2006/main" xmlns:pic="http://schemas.openxmlformats.org/drawingml/2006/picture">
+            <wp:extent cx="5303520" cy="2593753"/>
+            <wp:docPr id="2" name="Picture 2"/>
             <wp:cNvGraphicFramePr>
               <a:graphicFrameLocks noChangeAspect="1"/>
             </wp:cNvGraphicFramePr>
@@ -165,7 +303,7 @@
                     <pic:cNvPicPr/>
                   </pic:nvPicPr>
                   <pic:blipFill>
-                    <a:blip r:embed="rId9"/>
+                    <a:blip r:embed="rId10"/>
                     <a:stretch>
                       <a:fillRect/>
                     </a:stretch>
@@ -173,7 +311,7 @@
                   <pic:spPr>
                     <a:xfrm>
                       <a:off x="0" y="0"/>
-                      <a:ext cx="5486400" cy="2683192"/>
+                      <a:ext cx="5303520" cy="2593753"/>
                     </a:xfrm>
                     <a:prstGeom prst="rect"/>
                   </pic:spPr>
@@ -199,13 +337,66 @@
     </w:p>
     <w:p>
       <w:pPr>
-        <w:spacing w:after="80"/>
+        <w:spacing w:before="240" w:after="40"/>
       </w:pPr>
+      <w:r>
+        <w:rPr>
+          <w:b/>
+          <w:color w:val="2E7D5B"/>
+          <w:sz w:val="26"/>
+        </w:rPr>
+        <w:t>Step 3. Fill in the form</w:t>
+      </w:r>
+    </w:p>
+    <w:p>
+      <w:r>
+        <w:rPr>
+          <w:b/>
+          <w:sz w:val="22"/>
+        </w:rPr>
+        <w:t xml:space="preserve">👉 You do: </w:t>
+      </w:r>
       <w:r>
         <w:rPr>
           <w:sz w:val="22"/>
         </w:rPr>
-        <w:t>Tip: you can use a one-letter username and a one-letter password while testing — Glimmora won't yell at you.</w:t>
+        <w:t>Name: anything you like ('Ren'). Username: a short word just you remember. Email: leave it blank. Password: anything ('hello' is fine while testing).</w:t>
+      </w:r>
+    </w:p>
+    <w:p>
+      <w:r>
+        <w:rPr>
+          <w:b/>
+          <w:sz w:val="22"/>
+        </w:rPr>
+        <w:t xml:space="preserve">👀 You should see: </w:t>
+      </w:r>
+      <w:r>
+        <w:rPr>
+          <w:sz w:val="22"/>
+        </w:rPr>
+        <w:t>After clicking 'Create account' you land directly on the welcome page. The sidebar on the left shows your name and the word 'member'.</w:t>
+      </w:r>
+    </w:p>
+    <w:p>
+      <w:pPr>
+        <w:spacing w:before="160"/>
+      </w:pPr>
+      <w:r>
+        <w:rPr>
+          <w:b/>
+          <w:color w:val="AD6B2D"/>
+          <w:sz w:val="22"/>
+        </w:rPr>
+        <w:t>ℹ️  Tip</w:t>
+      </w:r>
+    </w:p>
+    <w:p>
+      <w:r>
+        <w:rPr>
+          <w:sz w:val="22"/>
+        </w:rPr>
+        <w:t>Use a real password when this is your real account. While testing, even one letter works.</w:t>
       </w:r>
     </w:p>
     <w:p>
@@ -218,7 +409,7 @@
           <w:color w:val="443C3C"/>
           <w:sz w:val="36"/>
         </w:rPr>
-        <w:t>3. The welcome — four small steps</w:t>
+        <w:t>3. The four hello questions</w:t>
       </w:r>
     </w:p>
     <w:p>
@@ -229,7 +420,7 @@
         <w:rPr>
           <w:sz w:val="22"/>
         </w:rPr>
-        <w:t>After you sign up, the app asks you four gentle questions. You can skip any of them.</w:t>
+        <w:t>The first time you sign up, the app asks four small questions. Each one has a 'Skip for now →' link in the top-right — you can skip any of them.</w:t>
       </w:r>
     </w:p>
     <w:p>
@@ -240,7 +431,7 @@
         <w:rPr>
           <w:sz w:val="22"/>
         </w:rPr>
-        <w:t>What should we call you?</w:t>
+        <w:t>Step 1 — What should we call you? (Just type a name.)</w:t>
       </w:r>
     </w:p>
     <w:p>
@@ -251,7 +442,7 @@
         <w:rPr>
           <w:sz w:val="22"/>
         </w:rPr>
-        <w:t>What's your one-sentence intention?</w:t>
+        <w:t>Step 2 — In one sentence, what do you hope shifts even a little? (Like: 'I'd like to feel less rushed in the mornings.')</w:t>
       </w:r>
     </w:p>
     <w:p>
@@ -262,7 +453,7 @@
         <w:rPr>
           <w:sz w:val="22"/>
         </w:rPr>
-        <w:t>Pick up to four focus areas (Stillness, Becoming, Feeling, Grief, Joy, Relationships, Work, Sleep, Creativity).</w:t>
+        <w:t>Step 3 — Pick up to four areas that feel alive for you. (Stillness, Becoming, Feeling, Grief, Joy, Relationships, Work, Sleep, Creativity.)</w:t>
       </w:r>
     </w:p>
     <w:p>
@@ -273,7 +464,7 @@
         <w:rPr>
           <w:sz w:val="22"/>
         </w:rPr>
-        <w:t>A 'Ready when you are' page that quotes your intention.</w:t>
+        <w:t>Step 4 — Click 'Begin'.</w:t>
       </w:r>
     </w:p>
     <w:p>
@@ -283,8 +474,8 @@
       <w:r>
         <w:drawing>
           <wp:inline xmlns:a="http://schemas.openxmlformats.org/drawingml/2006/main" xmlns:pic="http://schemas.openxmlformats.org/drawingml/2006/picture">
-            <wp:extent cx="5486400" cy="2865600"/>
-            <wp:docPr id="2" name="Picture 2"/>
+            <wp:extent cx="5303520" cy="2770080"/>
+            <wp:docPr id="3" name="Picture 3"/>
             <wp:cNvGraphicFramePr>
               <a:graphicFrameLocks noChangeAspect="1"/>
             </wp:cNvGraphicFramePr>
@@ -296,7 +487,7 @@
                     <pic:cNvPicPr/>
                   </pic:nvPicPr>
                   <pic:blipFill>
-                    <a:blip r:embed="rId10"/>
+                    <a:blip r:embed="rId11"/>
                     <a:stretch>
                       <a:fillRect/>
                     </a:stretch>
@@ -304,7 +495,7 @@
                   <pic:spPr>
                     <a:xfrm>
                       <a:off x="0" y="0"/>
-                      <a:ext cx="5486400" cy="2865600"/>
+                      <a:ext cx="5303520" cy="2770080"/>
                     </a:xfrm>
                     <a:prstGeom prst="rect"/>
                   </pic:spPr>
@@ -325,7 +516,18 @@
           <w:color w:val="707070"/>
           <w:sz w:val="20"/>
         </w:rPr>
-        <w:t>Step 1 of the welcome.</w:t>
+        <w:t>The first welcome step.</w:t>
+      </w:r>
+    </w:p>
+    <w:p>
+      <w:pPr>
+        <w:spacing w:after="80"/>
+      </w:pPr>
+      <w:r>
+        <w:rPr>
+          <w:sz w:val="22"/>
+        </w:rPr>
+        <w:t>When you finish (or skip), the app drops you on the Dashboard. The Companion has already written you a tiny 'A first hello' message you can read in the Companion later.</w:t>
       </w:r>
     </w:p>
     <w:p>
@@ -349,7 +551,7 @@
         <w:rPr>
           <w:sz w:val="22"/>
         </w:rPr>
-        <w:t>Every day the dashboard shows three small invitations. They are never required — they're just gentle nudges.</w:t>
+        <w:t>Every day when you open the app, the Dashboard shows three tiny things you can do. They are never required.</w:t>
       </w:r>
     </w:p>
     <w:p>
@@ -360,7 +562,7 @@
         <w:rPr>
           <w:sz w:val="22"/>
         </w:rPr>
-        <w:t>Step 1 — Arrive: say hello to the Companion.</w:t>
+        <w:t>1. Arrive — say hi to the Companion (any message at all).</w:t>
       </w:r>
     </w:p>
     <w:p>
@@ -371,7 +573,7 @@
         <w:rPr>
           <w:sz w:val="22"/>
         </w:rPr>
-        <w:t>Step 2 — Notice: watch one short episode.</w:t>
+        <w:t>2. Notice — watch one short Story.</w:t>
       </w:r>
     </w:p>
     <w:p>
@@ -382,7 +584,7 @@
         <w:rPr>
           <w:sz w:val="22"/>
         </w:rPr>
-        <w:t>Step 3 — Reflect: write a sentence in the journal.</w:t>
+        <w:t>3. Reflect — write one sentence in your journal.</w:t>
       </w:r>
     </w:p>
     <w:p>
@@ -393,7 +595,7 @@
         <w:rPr>
           <w:sz w:val="22"/>
         </w:rPr>
-        <w:t>Each step you finish gets a soft check. There's a small 'streak' counter for days you did all three — but missing days is fine.</w:t>
+        <w:t>Doing all three turns the streak number up by one. Missing a day is fine. Really. Nobody is keeping score.</w:t>
       </w:r>
     </w:p>
     <w:p>
@@ -403,8 +605,8 @@
       <w:r>
         <w:drawing>
           <wp:inline xmlns:a="http://schemas.openxmlformats.org/drawingml/2006/main" xmlns:pic="http://schemas.openxmlformats.org/drawingml/2006/picture">
-            <wp:extent cx="5486400" cy="3205440"/>
-            <wp:docPr id="3" name="Picture 3"/>
+            <wp:extent cx="5303520" cy="3098592"/>
+            <wp:docPr id="4" name="Picture 4"/>
             <wp:cNvGraphicFramePr>
               <a:graphicFrameLocks noChangeAspect="1"/>
             </wp:cNvGraphicFramePr>
@@ -416,7 +618,7 @@
                     <pic:cNvPicPr/>
                   </pic:nvPicPr>
                   <pic:blipFill>
-                    <a:blip r:embed="rId11"/>
+                    <a:blip r:embed="rId12"/>
                     <a:stretch>
                       <a:fillRect/>
                     </a:stretch>
@@ -424,7 +626,7 @@
                   <pic:spPr>
                     <a:xfrm>
                       <a:off x="0" y="0"/>
-                      <a:ext cx="5486400" cy="3205440"/>
+                      <a:ext cx="5303520" cy="3098592"/>
                     </a:xfrm>
                     <a:prstGeom prst="rect"/>
                   </pic:spPr>
@@ -445,7 +647,7 @@
           <w:color w:val="707070"/>
           <w:sz w:val="20"/>
         </w:rPr>
-        <w:t>The dashboard.</w:t>
+        <w:t>The dashboard for a brand-new account.</w:t>
       </w:r>
     </w:p>
     <w:p>
@@ -463,13 +665,45 @@
     </w:p>
     <w:p>
       <w:pPr>
-        <w:spacing w:after="80"/>
+        <w:spacing w:before="240" w:after="40"/>
       </w:pPr>
+      <w:r>
+        <w:rPr>
+          <w:b/>
+          <w:color w:val="2E7D5B"/>
+          <w:sz w:val="26"/>
+        </w:rPr>
+        <w:t>Step 4. Open Companion</w:t>
+      </w:r>
+    </w:p>
+    <w:p>
+      <w:r>
+        <w:rPr>
+          <w:b/>
+          <w:sz w:val="22"/>
+        </w:rPr>
+        <w:t xml:space="preserve">👉 You do: </w:t>
+      </w:r>
       <w:r>
         <w:rPr>
           <w:sz w:val="22"/>
         </w:rPr>
-        <w:t>Click 'Companion' in the sidebar. You'll see four starter sentences you can tap, or you can type your own. The Companion will answer, guess at an emotion, and suggest a single question to sit with.</w:t>
+        <w:t>Click 'Companion' on the left sidebar.</w:t>
+      </w:r>
+    </w:p>
+    <w:p>
+      <w:r>
+        <w:rPr>
+          <w:b/>
+          <w:sz w:val="22"/>
+        </w:rPr>
+        <w:t xml:space="preserve">👀 You should see: </w:t>
+      </w:r>
+      <w:r>
+        <w:rPr>
+          <w:sz w:val="22"/>
+        </w:rPr>
+        <w:t>An empty chat with the words 'I'm here.' in the middle and four soft starter sentences as buttons.</w:t>
       </w:r>
     </w:p>
     <w:p>
@@ -479,8 +713,8 @@
       <w:r>
         <w:drawing>
           <wp:inline xmlns:a="http://schemas.openxmlformats.org/drawingml/2006/main" xmlns:pic="http://schemas.openxmlformats.org/drawingml/2006/picture">
-            <wp:extent cx="5486400" cy="2683192"/>
-            <wp:docPr id="4" name="Picture 4"/>
+            <wp:extent cx="5303520" cy="2593753"/>
+            <wp:docPr id="5" name="Picture 5"/>
             <wp:cNvGraphicFramePr>
               <a:graphicFrameLocks noChangeAspect="1"/>
             </wp:cNvGraphicFramePr>
@@ -492,7 +726,7 @@
                     <pic:cNvPicPr/>
                   </pic:nvPicPr>
                   <pic:blipFill>
-                    <a:blip r:embed="rId12"/>
+                    <a:blip r:embed="rId13"/>
                     <a:stretch>
                       <a:fillRect/>
                     </a:stretch>
@@ -500,7 +734,7 @@
                   <pic:spPr>
                     <a:xfrm>
                       <a:off x="0" y="0"/>
-                      <a:ext cx="5486400" cy="2683192"/>
+                      <a:ext cx="5303520" cy="2593753"/>
                     </a:xfrm>
                     <a:prstGeom prst="rect"/>
                   </pic:spPr>
@@ -521,18 +755,114 @@
           <w:color w:val="707070"/>
           <w:sz w:val="20"/>
         </w:rPr>
-        <w:t>The empty Companion screen.</w:t>
+        <w:t>The empty Companion view.</w:t>
       </w:r>
     </w:p>
     <w:p>
       <w:pPr>
-        <w:spacing w:after="80"/>
+        <w:spacing w:before="240" w:after="40"/>
       </w:pPr>
+      <w:r>
+        <w:rPr>
+          <w:b/>
+          <w:color w:val="2E7D5B"/>
+          <w:sz w:val="26"/>
+        </w:rPr>
+        <w:t>Step 5. Say something</w:t>
+      </w:r>
+    </w:p>
+    <w:p>
+      <w:r>
+        <w:rPr>
+          <w:b/>
+          <w:sz w:val="22"/>
+        </w:rPr>
+        <w:t xml:space="preserve">👉 You do: </w:t>
+      </w:r>
       <w:r>
         <w:rPr>
           <w:sz w:val="22"/>
         </w:rPr>
-        <w:t>Glimmora is NOT a therapist. If you ever say something serious like 'I want to die', a rose-colored card pops up with phone numbers for crisis lines around the world. Please use them.</w:t>
+        <w:t>Click a starter sentence, OR type your own in the box at the bottom and press Enter.</w:t>
+      </w:r>
+    </w:p>
+    <w:p>
+      <w:r>
+        <w:rPr>
+          <w:b/>
+          <w:sz w:val="22"/>
+        </w:rPr>
+        <w:t xml:space="preserve">👀 You should see: </w:t>
+      </w:r>
+      <w:r>
+        <w:rPr>
+          <w:sz w:val="22"/>
+        </w:rPr>
+        <w:t>Your message appears in a peach bubble on the right. After a moment, the Companion writes back on the left. Sometimes a small box appears with 'A question to sit with'.</w:t>
+      </w:r>
+    </w:p>
+    <w:p>
+      <w:pPr>
+        <w:spacing w:before="160"/>
+      </w:pPr>
+      <w:r>
+        <w:rPr>
+          <w:b/>
+          <w:color w:val="AD6B2D"/>
+          <w:sz w:val="22"/>
+        </w:rPr>
+        <w:t>ℹ️  The Companion is NOT a real person</w:t>
+      </w:r>
+    </w:p>
+    <w:p>
+      <w:r>
+        <w:rPr>
+          <w:sz w:val="22"/>
+        </w:rPr>
+        <w:t>It is an AI built to listen kindly. It is not a therapist and not a doctor. If something serious is happening, see Section 12 — The safety rule.</w:t>
+      </w:r>
+    </w:p>
+    <w:p>
+      <w:pPr>
+        <w:spacing w:before="240" w:after="40"/>
+      </w:pPr>
+      <w:r>
+        <w:rPr>
+          <w:b/>
+          <w:color w:val="2E7D5B"/>
+          <w:sz w:val="26"/>
+        </w:rPr>
+        <w:t>Step 6. The safety net</w:t>
+      </w:r>
+    </w:p>
+    <w:p>
+      <w:r>
+        <w:rPr>
+          <w:b/>
+          <w:sz w:val="22"/>
+        </w:rPr>
+        <w:t xml:space="preserve">👉 You do: </w:t>
+      </w:r>
+      <w:r>
+        <w:rPr>
+          <w:sz w:val="22"/>
+        </w:rPr>
+        <w:t>If you ever write something serious like 'I want to die', a rose-pink card appears with phone numbers for real people who can help.</w:t>
+      </w:r>
+    </w:p>
+    <w:p>
+      <w:r>
+        <w:rPr>
+          <w:b/>
+          <w:sz w:val="22"/>
+        </w:rPr>
+        <w:t xml:space="preserve">👀 You should see: </w:t>
+      </w:r>
+      <w:r>
+        <w:rPr>
+          <w:sz w:val="22"/>
+        </w:rPr>
+        <w:t>A rose-colored card with helplines for India, US/Canada, UK, and a global directory. The Companion still writes back kindly.</w:t>
       </w:r>
     </w:p>
     <w:p>
@@ -542,8 +872,8 @@
       <w:r>
         <w:drawing>
           <wp:inline xmlns:a="http://schemas.openxmlformats.org/drawingml/2006/main" xmlns:pic="http://schemas.openxmlformats.org/drawingml/2006/picture">
-            <wp:extent cx="5486400" cy="2683192"/>
-            <wp:docPr id="5" name="Picture 5"/>
+            <wp:extent cx="5303520" cy="2593753"/>
+            <wp:docPr id="6" name="Picture 6"/>
             <wp:cNvGraphicFramePr>
               <a:graphicFrameLocks noChangeAspect="1"/>
             </wp:cNvGraphicFramePr>
@@ -555,7 +885,7 @@
                     <pic:cNvPicPr/>
                   </pic:nvPicPr>
                   <pic:blipFill>
-                    <a:blip r:embed="rId13"/>
+                    <a:blip r:embed="rId14"/>
                     <a:stretch>
                       <a:fillRect/>
                     </a:stretch>
@@ -563,7 +893,7 @@
                   <pic:spPr>
                     <a:xfrm>
                       <a:off x="0" y="0"/>
-                      <a:ext cx="5486400" cy="2683192"/>
+                      <a:ext cx="5303520" cy="2593753"/>
                     </a:xfrm>
                     <a:prstGeom prst="rect"/>
                   </pic:spPr>
@@ -597,18 +927,50 @@
           <w:color w:val="443C3C"/>
           <w:sz w:val="36"/>
         </w:rPr>
-        <w:t>6. Stories — the calm library</w:t>
+        <w:t>6. Watching a Story</w:t>
       </w:r>
     </w:p>
     <w:p>
       <w:pPr>
-        <w:spacing w:after="80"/>
+        <w:spacing w:before="240" w:after="40"/>
       </w:pPr>
+      <w:r>
+        <w:rPr>
+          <w:b/>
+          <w:color w:val="2E7D5B"/>
+          <w:sz w:val="26"/>
+        </w:rPr>
+        <w:t>Step 7. Open Stories</w:t>
+      </w:r>
+    </w:p>
+    <w:p>
+      <w:r>
+        <w:rPr>
+          <w:b/>
+          <w:sz w:val="22"/>
+        </w:rPr>
+        <w:t xml:space="preserve">👉 You do: </w:t>
+      </w:r>
       <w:r>
         <w:rPr>
           <w:sz w:val="22"/>
         </w:rPr>
-        <w:t>Click 'Stories'. Pick a series (like Still Mind). Pick an episode. Each episode ends with a single, kind question — you can click the link below the video to write a reflection on that question.</w:t>
+        <w:t>Click 'Stories' on the left sidebar.</w:t>
+      </w:r>
+    </w:p>
+    <w:p>
+      <w:r>
+        <w:rPr>
+          <w:b/>
+          <w:sz w:val="22"/>
+        </w:rPr>
+        <w:t xml:space="preserve">👀 You should see: </w:t>
+      </w:r>
+      <w:r>
+        <w:rPr>
+          <w:sz w:val="22"/>
+        </w:rPr>
+        <w:t>A library page with three groups of short series.</w:t>
       </w:r>
     </w:p>
     <w:p>
@@ -618,8 +980,8 @@
       <w:r>
         <w:drawing>
           <wp:inline xmlns:a="http://schemas.openxmlformats.org/drawingml/2006/main" xmlns:pic="http://schemas.openxmlformats.org/drawingml/2006/picture">
-            <wp:extent cx="5486400" cy="3980160"/>
-            <wp:docPr id="6" name="Picture 6"/>
+            <wp:extent cx="5303520" cy="3847488"/>
+            <wp:docPr id="7" name="Picture 7"/>
             <wp:cNvGraphicFramePr>
               <a:graphicFrameLocks noChangeAspect="1"/>
             </wp:cNvGraphicFramePr>
@@ -631,7 +993,7 @@
                     <pic:cNvPicPr/>
                   </pic:nvPicPr>
                   <pic:blipFill>
-                    <a:blip r:embed="rId14"/>
+                    <a:blip r:embed="rId15"/>
                     <a:stretch>
                       <a:fillRect/>
                     </a:stretch>
@@ -639,7 +1001,7 @@
                   <pic:spPr>
                     <a:xfrm>
                       <a:off x="0" y="0"/>
-                      <a:ext cx="5486400" cy="3980160"/>
+                      <a:ext cx="5303520" cy="3847488"/>
                     </a:xfrm>
                     <a:prstGeom prst="rect"/>
                   </pic:spPr>
@@ -665,13 +1027,56 @@
     </w:p>
     <w:p>
       <w:pPr>
+        <w:spacing w:before="240" w:after="40"/>
+      </w:pPr>
+      <w:r>
+        <w:rPr>
+          <w:b/>
+          <w:color w:val="2E7D5B"/>
+          <w:sz w:val="26"/>
+        </w:rPr>
+        <w:t>Step 8. Pick a series, pick an episode</w:t>
+      </w:r>
+    </w:p>
+    <w:p>
+      <w:r>
+        <w:rPr>
+          <w:b/>
+          <w:sz w:val="22"/>
+        </w:rPr>
+        <w:t xml:space="preserve">👉 You do: </w:t>
+      </w:r>
+      <w:r>
+        <w:rPr>
+          <w:sz w:val="22"/>
+        </w:rPr>
+        <w:t>Click any cover. Then click any episode in the list.</w:t>
+      </w:r>
+    </w:p>
+    <w:p>
+      <w:r>
+        <w:rPr>
+          <w:b/>
+          <w:sz w:val="22"/>
+        </w:rPr>
+        <w:t xml:space="preserve">👀 You should see: </w:t>
+      </w:r>
+      <w:r>
+        <w:rPr>
+          <w:sz w:val="22"/>
+        </w:rPr>
+        <w:t>The episode page opens with a video player and a quiet 'A question for after' box below it.</w:t>
+      </w:r>
+    </w:p>
+    <w:p>
+      <w:pPr>
         <w:jc w:val="center"/>
       </w:pPr>
       <w:r>
         <w:drawing>
           <wp:inline xmlns:a="http://schemas.openxmlformats.org/drawingml/2006/main" xmlns:pic="http://schemas.openxmlformats.org/drawingml/2006/picture">
-            <wp:extent cx="5486400" cy="2683192"/>
-            <wp:docPr id="7" name="Picture 7"/>
+            <wp:extent cx="5303520" cy="2593753"/>
+            <wp:docPr id="8" name="Picture 8"/>
             <wp:cNvGraphicFramePr>
               <a:graphicFrameLocks noChangeAspect="1"/>
             </wp:cNvGraphicFramePr>
@@ -683,7 +1088,7 @@
                     <pic:cNvPicPr/>
                   </pic:nvPicPr>
                   <pic:blipFill>
-                    <a:blip r:embed="rId15"/>
+                    <a:blip r:embed="rId16"/>
                     <a:stretch>
                       <a:fillRect/>
                     </a:stretch>
@@ -691,7 +1096,7 @@
                   <pic:spPr>
                     <a:xfrm>
                       <a:off x="0" y="0"/>
-                      <a:ext cx="5486400" cy="2683192"/>
+                      <a:ext cx="5303520" cy="2593753"/>
                     </a:xfrm>
                     <a:prstGeom prst="rect"/>
                   </pic:spPr>
@@ -717,6 +1122,92 @@
     </w:p>
     <w:p>
       <w:pPr>
+        <w:spacing w:before="240" w:after="40"/>
+      </w:pPr>
+      <w:r>
+        <w:rPr>
+          <w:b/>
+          <w:color w:val="2E7D5B"/>
+          <w:sz w:val="26"/>
+        </w:rPr>
+        <w:t>Step 9. Watch — and come back later</w:t>
+      </w:r>
+    </w:p>
+    <w:p>
+      <w:r>
+        <w:rPr>
+          <w:b/>
+          <w:sz w:val="22"/>
+        </w:rPr>
+        <w:t xml:space="preserve">👉 You do: </w:t>
+      </w:r>
+      <w:r>
+        <w:rPr>
+          <w:sz w:val="22"/>
+        </w:rPr>
+        <w:t>Play the video. Pause it whenever you want. Leave the page. Come back another day and click the same episode.</w:t>
+      </w:r>
+    </w:p>
+    <w:p>
+      <w:r>
+        <w:rPr>
+          <w:b/>
+          <w:sz w:val="22"/>
+        </w:rPr>
+        <w:t xml:space="preserve">👀 You should see: </w:t>
+      </w:r>
+      <w:r>
+        <w:rPr>
+          <w:sz w:val="22"/>
+        </w:rPr>
+        <w:t>The video starts playing NEAR WHERE YOU STOPPED — not from the beginning. The app remembers for you.</w:t>
+      </w:r>
+    </w:p>
+    <w:p>
+      <w:pPr>
+        <w:spacing w:before="240" w:after="40"/>
+      </w:pPr>
+      <w:r>
+        <w:rPr>
+          <w:b/>
+          <w:color w:val="2E7D5B"/>
+          <w:sz w:val="26"/>
+        </w:rPr>
+        <w:t>Step 10. Continue watching</w:t>
+      </w:r>
+    </w:p>
+    <w:p>
+      <w:r>
+        <w:rPr>
+          <w:b/>
+          <w:sz w:val="22"/>
+        </w:rPr>
+        <w:t xml:space="preserve">👉 You do: </w:t>
+      </w:r>
+      <w:r>
+        <w:rPr>
+          <w:sz w:val="22"/>
+        </w:rPr>
+        <w:t>When you go back to 'Stories' after watching part of something, look at the very top of the page.</w:t>
+      </w:r>
+    </w:p>
+    <w:p>
+      <w:r>
+        <w:rPr>
+          <w:b/>
+          <w:sz w:val="22"/>
+        </w:rPr>
+        <w:t xml:space="preserve">👀 You should see: </w:t>
+      </w:r>
+      <w:r>
+        <w:rPr>
+          <w:sz w:val="22"/>
+        </w:rPr>
+        <w:t>A row called 'Continue watching' appears with the episode you started, a little gold bar showing how far you got, and 'resume' text. Click it to keep going.</w:t>
+      </w:r>
+    </w:p>
+    <w:p>
+      <w:pPr>
         <w:spacing w:before="280" w:after="80"/>
       </w:pPr>
       <w:r>
@@ -725,18 +1216,93 @@
           <w:color w:val="443C3C"/>
           <w:sz w:val="36"/>
         </w:rPr>
-        <w:t>7. The journal (Reflect)</w:t>
+        <w:t>7. Writing in your journal (Reflect)</w:t>
       </w:r>
     </w:p>
     <w:p>
       <w:pPr>
-        <w:spacing w:after="80"/>
+        <w:spacing w:before="240" w:after="40"/>
       </w:pPr>
+      <w:r>
+        <w:rPr>
+          <w:b/>
+          <w:color w:val="2E7D5B"/>
+          <w:sz w:val="26"/>
+        </w:rPr>
+        <w:t>Step 11. Open Reflect</w:t>
+      </w:r>
+    </w:p>
+    <w:p>
+      <w:r>
+        <w:rPr>
+          <w:b/>
+          <w:sz w:val="22"/>
+        </w:rPr>
+        <w:t xml:space="preserve">👉 You do: </w:t>
+      </w:r>
       <w:r>
         <w:rPr>
           <w:sz w:val="22"/>
         </w:rPr>
-        <w:t>Click 'Reflect' → 'New reflection'. Write a sentence. Pick a mood. Set the intensity slider. Save. The Reflect home page builds a small map of how you've been — your 'inner weather'.</w:t>
+        <w:t>Click 'Reflect' on the left sidebar.</w:t>
+      </w:r>
+    </w:p>
+    <w:p>
+      <w:r>
+        <w:rPr>
+          <w:b/>
+          <w:sz w:val="22"/>
+        </w:rPr>
+        <w:t xml:space="preserve">👀 You should see: </w:t>
+      </w:r>
+      <w:r>
+        <w:rPr>
+          <w:sz w:val="22"/>
+        </w:rPr>
+        <w:t>A page called 'Your inner weather.' with four stat cards and a 30-day chart.</w:t>
+      </w:r>
+    </w:p>
+    <w:p>
+      <w:pPr>
+        <w:spacing w:before="240" w:after="40"/>
+      </w:pPr>
+      <w:r>
+        <w:rPr>
+          <w:b/>
+          <w:color w:val="2E7D5B"/>
+          <w:sz w:val="26"/>
+        </w:rPr>
+        <w:t>Step 12. Write a reflection</w:t>
+      </w:r>
+    </w:p>
+    <w:p>
+      <w:r>
+        <w:rPr>
+          <w:b/>
+          <w:sz w:val="22"/>
+        </w:rPr>
+        <w:t xml:space="preserve">👉 You do: </w:t>
+      </w:r>
+      <w:r>
+        <w:rPr>
+          <w:sz w:val="22"/>
+        </w:rPr>
+        <w:t>Click 'New reflection' in the top right. Type ONE sentence. Tap a mood (like 'hopeful'). Drag the intensity slider. Click 'Save reflection'.</w:t>
+      </w:r>
+    </w:p>
+    <w:p>
+      <w:r>
+        <w:rPr>
+          <w:b/>
+          <w:sz w:val="22"/>
+        </w:rPr>
+        <w:t xml:space="preserve">👀 You should see: </w:t>
+      </w:r>
+      <w:r>
+        <w:rPr>
+          <w:sz w:val="22"/>
+        </w:rPr>
+        <w:t>The page jumps back to the journal. The number 'Reflections' goes up by one. Your entry appears at the top. If the AI is on, a small ✦ noticing line appears under it.</w:t>
       </w:r>
     </w:p>
     <w:p>
@@ -746,8 +1312,8 @@
       <w:r>
         <w:drawing>
           <wp:inline xmlns:a="http://schemas.openxmlformats.org/drawingml/2006/main" xmlns:pic="http://schemas.openxmlformats.org/drawingml/2006/picture">
-            <wp:extent cx="5486400" cy="2683192"/>
-            <wp:docPr id="8" name="Picture 8"/>
+            <wp:extent cx="5303520" cy="2593753"/>
+            <wp:docPr id="9" name="Picture 9"/>
             <wp:cNvGraphicFramePr>
               <a:graphicFrameLocks noChangeAspect="1"/>
             </wp:cNvGraphicFramePr>
@@ -759,7 +1325,7 @@
                     <pic:cNvPicPr/>
                   </pic:nvPicPr>
                   <pic:blipFill>
-                    <a:blip r:embed="rId16"/>
+                    <a:blip r:embed="rId17"/>
                     <a:stretch>
                       <a:fillRect/>
                     </a:stretch>
@@ -767,7 +1333,7 @@
                   <pic:spPr>
                     <a:xfrm>
                       <a:off x="0" y="0"/>
-                      <a:ext cx="5486400" cy="2683192"/>
+                      <a:ext cx="5303520" cy="2593753"/>
                     </a:xfrm>
                     <a:prstGeom prst="rect"/>
                   </pic:spPr>
@@ -788,7 +1354,7 @@
           <w:color w:val="707070"/>
           <w:sz w:val="20"/>
         </w:rPr>
-        <w:t>Writing in the journal.</w:t>
+        <w:t>Writing a reflection.</w:t>
       </w:r>
     </w:p>
     <w:p>
@@ -798,8 +1364,8 @@
       <w:r>
         <w:drawing>
           <wp:inline xmlns:a="http://schemas.openxmlformats.org/drawingml/2006/main" xmlns:pic="http://schemas.openxmlformats.org/drawingml/2006/picture">
-            <wp:extent cx="5486400" cy="2683192"/>
-            <wp:docPr id="9" name="Picture 9"/>
+            <wp:extent cx="5303520" cy="2593753"/>
+            <wp:docPr id="10" name="Picture 10"/>
             <wp:cNvGraphicFramePr>
               <a:graphicFrameLocks noChangeAspect="1"/>
             </wp:cNvGraphicFramePr>
@@ -811,7 +1377,7 @@
                     <pic:cNvPicPr/>
                   </pic:nvPicPr>
                   <pic:blipFill>
-                    <a:blip r:embed="rId17"/>
+                    <a:blip r:embed="rId18"/>
                     <a:stretch>
                       <a:fillRect/>
                     </a:stretch>
@@ -819,7 +1385,7 @@
                   <pic:spPr>
                     <a:xfrm>
                       <a:off x="0" y="0"/>
-                      <a:ext cx="5486400" cy="2683192"/>
+                      <a:ext cx="5303520" cy="2593753"/>
                     </a:xfrm>
                     <a:prstGeom prst="rect"/>
                   </pic:spPr>
@@ -840,7 +1406,7 @@
           <w:color w:val="707070"/>
           <w:sz w:val="20"/>
         </w:rPr>
-        <w:t>Your inner weather map.</w:t>
+        <w:t>After saving — stats updated.</w:t>
       </w:r>
     </w:p>
     <w:p>
@@ -853,7 +1419,7 @@
           <w:color w:val="443C3C"/>
           <w:sz w:val="36"/>
         </w:rPr>
-        <w:t>8. Circles — quiet community</w:t>
+        <w:t>8. Your inner-weather map</w:t>
       </w:r>
     </w:p>
     <w:p>
@@ -864,7 +1430,97 @@
         <w:rPr>
           <w:sz w:val="22"/>
         </w:rPr>
-        <w:t>Click 'Circles'. Pick one. You can write a short message. Other people see your message under a made-up handle — never your username — and no one can DM you. The space stays slow.</w:t>
+        <w:t>Below your journal on the same Reflect page, you'll see:</w:t>
+      </w:r>
+    </w:p>
+    <w:p>
+      <w:pPr>
+        <w:pStyle w:val="ListBullet"/>
+      </w:pPr>
+      <w:r>
+        <w:rPr>
+          <w:sz w:val="22"/>
+        </w:rPr>
+        <w:t>Reflections — how many you've written, ever.</w:t>
+      </w:r>
+    </w:p>
+    <w:p>
+      <w:pPr>
+        <w:pStyle w:val="ListBullet"/>
+      </w:pPr>
+      <w:r>
+        <w:rPr>
+          <w:sz w:val="22"/>
+        </w:rPr>
+        <w:t>Day streak — days in a row you wrote at least one.</w:t>
+      </w:r>
+    </w:p>
+    <w:p>
+      <w:pPr>
+        <w:pStyle w:val="ListBullet"/>
+      </w:pPr>
+      <w:r>
+        <w:rPr>
+          <w:sz w:val="22"/>
+        </w:rPr>
+        <w:t>Most-present — the mood you've felt most often.</w:t>
+      </w:r>
+    </w:p>
+    <w:p>
+      <w:pPr>
+        <w:pStyle w:val="ListBullet"/>
+      </w:pPr>
+      <w:r>
+        <w:rPr>
+          <w:sz w:val="22"/>
+        </w:rPr>
+        <w:t>Avg. intensity — how strong your feelings have been, on a 1–10 scale.</w:t>
+      </w:r>
+    </w:p>
+    <w:p>
+      <w:pPr>
+        <w:spacing w:after="80"/>
+      </w:pPr>
+      <w:r>
+        <w:rPr>
+          <w:sz w:val="22"/>
+        </w:rPr>
+        <w:t>There's a 'Last 30 days' chart. Each bar is one day. Taller bar = bigger feelings. The color tells you what mood. Empty days are faint stubs — that's totally fine.</w:t>
+      </w:r>
+    </w:p>
+    <w:p>
+      <w:pPr>
+        <w:spacing w:after="80"/>
+      </w:pPr>
+      <w:r>
+        <w:rPr>
+          <w:sz w:val="22"/>
+        </w:rPr>
+        <w:t>Milestones appear on the right when you reach little markers like 'first reflection logged' or 'a week of noticing'.</w:t>
+      </w:r>
+    </w:p>
+    <w:p>
+      <w:pPr>
+        <w:spacing w:before="280" w:after="80"/>
+      </w:pPr>
+      <w:r>
+        <w:rPr>
+          <w:b/>
+          <w:color w:val="443C3C"/>
+          <w:sz w:val="36"/>
+        </w:rPr>
+        <w:t>9. Profile — your tiny page about you</w:t>
+      </w:r>
+    </w:p>
+    <w:p>
+      <w:pPr>
+        <w:spacing w:after="80"/>
+      </w:pPr>
+      <w:r>
+        <w:rPr>
+          <w:sz w:val="22"/>
+        </w:rPr>
+        <w:t>Click 'Profile' on the left sidebar. You can change your name, write a short bio, and add an avatar URL. Click 'Save' when you're done.</w:t>
       </w:r>
     </w:p>
     <w:p>
@@ -874,8 +1530,8 @@
       <w:r>
         <w:drawing>
           <wp:inline xmlns:a="http://schemas.openxmlformats.org/drawingml/2006/main" xmlns:pic="http://schemas.openxmlformats.org/drawingml/2006/picture">
-            <wp:extent cx="5486400" cy="2683192"/>
-            <wp:docPr id="10" name="Picture 10"/>
+            <wp:extent cx="5303520" cy="3148704"/>
+            <wp:docPr id="11" name="Picture 11"/>
             <wp:cNvGraphicFramePr>
               <a:graphicFrameLocks noChangeAspect="1"/>
             </wp:cNvGraphicFramePr>
@@ -883,11 +1539,11 @@
               <a:graphicData uri="http://schemas.openxmlformats.org/drawingml/2006/picture">
                 <pic:pic>
                   <pic:nvPicPr>
-                    <pic:cNvPr id="0" name="13-circles.png"/>
+                    <pic:cNvPr id="0" name="14-profile-member.png"/>
                     <pic:cNvPicPr/>
                   </pic:nvPicPr>
                   <pic:blipFill>
-                    <a:blip r:embed="rId18"/>
+                    <a:blip r:embed="rId19"/>
                     <a:stretch>
                       <a:fillRect/>
                     </a:stretch>
@@ -895,7 +1551,7 @@
                   <pic:spPr>
                     <a:xfrm>
                       <a:off x="0" y="0"/>
-                      <a:ext cx="5486400" cy="2683192"/>
+                      <a:ext cx="5303520" cy="3148704"/>
                     </a:xfrm>
                     <a:prstGeom prst="rect"/>
                   </pic:spPr>
@@ -916,7 +1572,7 @@
           <w:color w:val="707070"/>
           <w:sz w:val="20"/>
         </w:rPr>
-        <w:t>The Circles list.</w:t>
+        <w:t>The Profile page.</w:t>
       </w:r>
     </w:p>
     <w:p>
@@ -929,7 +1585,7 @@
           <w:color w:val="443C3C"/>
           <w:sz w:val="36"/>
         </w:rPr>
-        <w:t>9. Profile — see who you are</w:t>
+        <w:t>10. Dark mode and light mode</w:t>
       </w:r>
     </w:p>
     <w:p>
@@ -940,144 +1596,7 @@
         <w:rPr>
           <w:sz w:val="22"/>
         </w:rPr>
-        <w:t>Click 'Profile'. You'll see:</w:t>
-      </w:r>
-    </w:p>
-    <w:p>
-      <w:pPr>
-        <w:pStyle w:val="ListBullet"/>
-      </w:pPr>
-      <w:r>
-        <w:rPr>
-          <w:sz w:val="22"/>
-        </w:rPr>
-        <w:t>You — edit your name, avatar, and bio.</w:t>
-      </w:r>
-    </w:p>
-    <w:p>
-      <w:pPr>
-        <w:pStyle w:val="ListBullet"/>
-      </w:pPr>
-      <w:r>
-        <w:rPr>
-          <w:sz w:val="22"/>
-        </w:rPr>
-        <w:t>Your role — tells you if you're a Member, Creator, or Admin, and what each can do.</w:t>
-      </w:r>
-    </w:p>
-    <w:p>
-      <w:pPr>
-        <w:pStyle w:val="ListBullet"/>
-      </w:pPr>
-      <w:r>
-        <w:rPr>
-          <w:sz w:val="22"/>
-        </w:rPr>
-        <w:t>Membership — shows whether you're on the Free or Premium plan.</w:t>
-      </w:r>
-    </w:p>
-    <w:p>
-      <w:pPr>
-        <w:jc w:val="center"/>
-      </w:pPr>
-      <w:r>
-        <w:drawing>
-          <wp:inline xmlns:a="http://schemas.openxmlformats.org/drawingml/2006/main" xmlns:pic="http://schemas.openxmlformats.org/drawingml/2006/picture">
-            <wp:extent cx="5486400" cy="3257280"/>
-            <wp:docPr id="11" name="Picture 11"/>
-            <wp:cNvGraphicFramePr>
-              <a:graphicFrameLocks noChangeAspect="1"/>
-            </wp:cNvGraphicFramePr>
-            <a:graphic>
-              <a:graphicData uri="http://schemas.openxmlformats.org/drawingml/2006/picture">
-                <pic:pic>
-                  <pic:nvPicPr>
-                    <pic:cNvPr id="0" name="14-profile-member.png"/>
-                    <pic:cNvPicPr/>
-                  </pic:nvPicPr>
-                  <pic:blipFill>
-                    <a:blip r:embed="rId19"/>
-                    <a:stretch>
-                      <a:fillRect/>
-                    </a:stretch>
-                  </pic:blipFill>
-                  <pic:spPr>
-                    <a:xfrm>
-                      <a:off x="0" y="0"/>
-                      <a:ext cx="5486400" cy="3257280"/>
-                    </a:xfrm>
-                    <a:prstGeom prst="rect"/>
-                  </pic:spPr>
-                </pic:pic>
-              </a:graphicData>
-            </a:graphic>
-          </wp:inline>
-        </w:drawing>
-      </w:r>
-    </w:p>
-    <w:p>
-      <w:pPr>
-        <w:jc w:val="center"/>
-      </w:pPr>
-      <w:r>
-        <w:rPr>
-          <w:i/>
-          <w:color w:val="707070"/>
-          <w:sz w:val="20"/>
-        </w:rPr>
-        <w:t>Profile as a Member.</w:t>
-      </w:r>
-    </w:p>
-    <w:p>
-      <w:pPr>
-        <w:jc w:val="center"/>
-      </w:pPr>
-      <w:r>
-        <w:drawing>
-          <wp:inline xmlns:a="http://schemas.openxmlformats.org/drawingml/2006/main" xmlns:pic="http://schemas.openxmlformats.org/drawingml/2006/picture">
-            <wp:extent cx="5486400" cy="4036219"/>
-            <wp:docPr id="12" name="Picture 12"/>
-            <wp:cNvGraphicFramePr>
-              <a:graphicFrameLocks noChangeAspect="1"/>
-            </wp:cNvGraphicFramePr>
-            <a:graphic>
-              <a:graphicData uri="http://schemas.openxmlformats.org/drawingml/2006/picture">
-                <pic:pic>
-                  <pic:nvPicPr>
-                    <pic:cNvPr id="0" name="14-profile-creator.png"/>
-                    <pic:cNvPicPr/>
-                  </pic:nvPicPr>
-                  <pic:blipFill>
-                    <a:blip r:embed="rId20"/>
-                    <a:stretch>
-                      <a:fillRect/>
-                    </a:stretch>
-                  </pic:blipFill>
-                  <pic:spPr>
-                    <a:xfrm>
-                      <a:off x="0" y="0"/>
-                      <a:ext cx="5486400" cy="4036219"/>
-                    </a:xfrm>
-                    <a:prstGeom prst="rect"/>
-                  </pic:spPr>
-                </pic:pic>
-              </a:graphicData>
-            </a:graphic>
-          </wp:inline>
-        </w:drawing>
-      </w:r>
-    </w:p>
-    <w:p>
-      <w:pPr>
-        <w:jc w:val="center"/>
-      </w:pPr>
-      <w:r>
-        <w:rPr>
-          <w:i/>
-          <w:color w:val="707070"/>
-          <w:sz w:val="20"/>
-        </w:rPr>
-        <w:t>Profile as a Creator.</w:t>
+        <w:t>Look in the top-right of any page. There's a small moon (or sun) button. Click it. The whole app switches between calm dark and soft light. The app remembers your choice for next time.</w:t>
       </w:r>
     </w:p>
     <w:p>
@@ -1090,7 +1609,62 @@
           <w:color w:val="443C3C"/>
           <w:sz w:val="36"/>
         </w:rPr>
-        <w:t>10. Roles — who can do what</w:t>
+        <w:t>11. If something looks weird</w:t>
+      </w:r>
+    </w:p>
+    <w:p>
+      <w:pPr>
+        <w:pStyle w:val="ListBullet"/>
+      </w:pPr>
+      <w:r>
+        <w:rPr>
+          <w:sz w:val="22"/>
+        </w:rPr>
+        <w:t>White screen that won't load → refresh the page (F5).</w:t>
+      </w:r>
+    </w:p>
+    <w:p>
+      <w:pPr>
+        <w:pStyle w:val="ListBullet"/>
+      </w:pPr>
+      <w:r>
+        <w:rPr>
+          <w:sz w:val="22"/>
+        </w:rPr>
+        <w:t>'Companion is resting' → wait 5 seconds, send the message again.</w:t>
+      </w:r>
+    </w:p>
+    <w:p>
+      <w:pPr>
+        <w:pStyle w:val="ListBullet"/>
+      </w:pPr>
+      <w:r>
+        <w:rPr>
+          <w:sz w:val="22"/>
+        </w:rPr>
+        <w:t>Login fails → check the username and password. They care about CAPITAL letters.</w:t>
+      </w:r>
+    </w:p>
+    <w:p>
+      <w:pPr>
+        <w:pStyle w:val="ListBullet"/>
+      </w:pPr>
+      <w:r>
+        <w:rPr>
+          <w:sz w:val="22"/>
+        </w:rPr>
+        <w:t>Video shows a black box → try another episode.</w:t>
+      </w:r>
+    </w:p>
+    <w:p>
+      <w:pPr>
+        <w:pStyle w:val="ListBullet"/>
+      </w:pPr>
+      <w:r>
+        <w:rPr>
+          <w:sz w:val="22"/>
+        </w:rPr>
+        <w:t>Stuck on the welcome questions → click 'Skip for now →' in the top right.</w:t>
       </w:r>
     </w:p>
     <w:p>
@@ -1101,62 +1675,7 @@
         <w:rPr>
           <w:sz w:val="22"/>
         </w:rPr>
-        <w:t>There are four roles. The sidebar tells you which one you are.</w:t>
-      </w:r>
-    </w:p>
-    <w:p>
-      <w:pPr>
-        <w:pStyle w:val="ListBullet"/>
-      </w:pPr>
-      <w:r>
-        <w:rPr>
-          <w:sz w:val="22"/>
-        </w:rPr>
-        <w:t>Member — read, talk, watch, reflect, post in circles. (Default.)</w:t>
-      </w:r>
-    </w:p>
-    <w:p>
-      <w:pPr>
-        <w:pStyle w:val="ListBullet"/>
-      </w:pPr>
-      <w:r>
-        <w:rPr>
-          <w:sz w:val="22"/>
-        </w:rPr>
-        <w:t>Creator — Member + publish their own series and episodes in Studio.</w:t>
-      </w:r>
-    </w:p>
-    <w:p>
-      <w:pPr>
-        <w:pStyle w:val="ListBullet"/>
-      </w:pPr>
-      <w:r>
-        <w:rPr>
-          <w:sz w:val="22"/>
-        </w:rPr>
-        <w:t>Admin — Member + review creator applications + moderate.</w:t>
-      </w:r>
-    </w:p>
-    <w:p>
-      <w:pPr>
-        <w:pStyle w:val="ListBullet"/>
-      </w:pPr>
-      <w:r>
-        <w:rPr>
-          <w:sz w:val="22"/>
-        </w:rPr>
-        <w:t>Superadmin — Admin + can also manage other admins.</w:t>
-      </w:r>
-    </w:p>
-    <w:p>
-      <w:pPr>
-        <w:spacing w:after="80"/>
-      </w:pPr>
-      <w:r>
-        <w:rPr>
-          <w:sz w:val="22"/>
-        </w:rPr>
-        <w:t>Want to become a Creator? See the next section.</w:t>
+        <w:t>If nothing works, tell your grown-up — they can restart the app for you.</w:t>
       </w:r>
     </w:p>
     <w:p>
@@ -1169,7 +1688,7 @@
           <w:color w:val="443C3C"/>
           <w:sz w:val="36"/>
         </w:rPr>
-        <w:t>11. Becoming a Creator</w:t>
+        <w:t>12. The safety rule</w:t>
       </w:r>
     </w:p>
     <w:p>
@@ -1180,59 +1699,7 @@
         <w:rPr>
           <w:sz w:val="22"/>
         </w:rPr>
-        <w:t>On the Dashboard you'll see a soft 'Do you have something quiet to share?' callout. Click 'Apply to become a creator →'. Write 1–3 sentences about what you'd like to share. Click Send.</w:t>
-      </w:r>
-    </w:p>
-    <w:p>
-      <w:pPr>
-        <w:jc w:val="center"/>
-      </w:pPr>
-      <w:r>
-        <w:drawing>
-          <wp:inline xmlns:a="http://schemas.openxmlformats.org/drawingml/2006/main" xmlns:pic="http://schemas.openxmlformats.org/drawingml/2006/picture">
-            <wp:extent cx="5486400" cy="2683192"/>
-            <wp:docPr id="13" name="Picture 13"/>
-            <wp:cNvGraphicFramePr>
-              <a:graphicFrameLocks noChangeAspect="1"/>
-            </wp:cNvGraphicFramePr>
-            <a:graphic>
-              <a:graphicData uri="http://schemas.openxmlformats.org/drawingml/2006/picture">
-                <pic:pic>
-                  <pic:nvPicPr>
-                    <pic:cNvPr id="0" name="15-creator-apply.png"/>
-                    <pic:cNvPicPr/>
-                  </pic:nvPicPr>
-                  <pic:blipFill>
-                    <a:blip r:embed="rId21"/>
-                    <a:stretch>
-                      <a:fillRect/>
-                    </a:stretch>
-                  </pic:blipFill>
-                  <pic:spPr>
-                    <a:xfrm>
-                      <a:off x="0" y="0"/>
-                      <a:ext cx="5486400" cy="2683192"/>
-                    </a:xfrm>
-                    <a:prstGeom prst="rect"/>
-                  </pic:spPr>
-                </pic:pic>
-              </a:graphicData>
-            </a:graphic>
-          </wp:inline>
-        </w:drawing>
-      </w:r>
-    </w:p>
-    <w:p>
-      <w:pPr>
-        <w:jc w:val="center"/>
-      </w:pPr>
-      <w:r>
-        <w:rPr>
-          <w:i/>
-          <w:color w:val="707070"/>
-          <w:sz w:val="20"/>
-        </w:rPr>
-        <w:t>The apply page.</w:t>
+        <w:t>Glimmora is not a doctor or a therapist. It is a calm space to think and feel.</w:t>
       </w:r>
     </w:p>
     <w:p>
@@ -1243,20 +1710,51 @@
         <w:rPr>
           <w:sz w:val="22"/>
         </w:rPr>
-        <w:t>After you apply, the page shows 'YOUR APPLICATION — PENDING'. An admin reads it. If they approve you, your role becomes Creator the next time you visit. A new 'Studio' link will appear in your sidebar.</w:t>
+        <w:t>If you are in real trouble — if you want to hurt yourself, or someone is hurting you — please tell a real person you trust. A parent. A teacher. A school counselor. Or call one of these numbers any time, day or night:</w:t>
       </w:r>
     </w:p>
     <w:p>
       <w:pPr>
-        <w:spacing w:before="280" w:after="80"/>
+        <w:pStyle w:val="ListBullet"/>
       </w:pPr>
       <w:r>
         <w:rPr>
-          <w:b/>
-          <w:color w:val="443C3C"/>
-          <w:sz w:val="36"/>
+          <w:sz w:val="22"/>
         </w:rPr>
-        <w:t>12. Studio — for Creators</w:t>
+        <w:t>India: iCall — 9152987821   ·   Vandrevala Foundation — 1860-2662-345</w:t>
+      </w:r>
+    </w:p>
+    <w:p>
+      <w:pPr>
+        <w:pStyle w:val="ListBullet"/>
+      </w:pPr>
+      <w:r>
+        <w:rPr>
+          <w:sz w:val="22"/>
+        </w:rPr>
+        <w:t>US / Canada: 988 (call or text)</w:t>
+      </w:r>
+    </w:p>
+    <w:p>
+      <w:pPr>
+        <w:pStyle w:val="ListBullet"/>
+      </w:pPr>
+      <w:r>
+        <w:rPr>
+          <w:sz w:val="22"/>
+        </w:rPr>
+        <w:t>UK / ROI: Samaritans — 116 123</w:t>
+      </w:r>
+    </w:p>
+    <w:p>
+      <w:pPr>
+        <w:pStyle w:val="ListBullet"/>
+      </w:pPr>
+      <w:r>
+        <w:rPr>
+          <w:sz w:val="22"/>
+        </w:rPr>
+        <w:t>Anywhere else: findahelpline.com</w:t>
       </w:r>
     </w:p>
     <w:p>
@@ -1267,440 +1765,7 @@
         <w:rPr>
           <w:sz w:val="22"/>
         </w:rPr>
-        <w:t>When you're a Creator, click 'Studio'. You can:</w:t>
-      </w:r>
-    </w:p>
-    <w:p>
-      <w:pPr>
-        <w:pStyle w:val="ListBullet"/>
-      </w:pPr>
-      <w:r>
-        <w:rPr>
-          <w:sz w:val="22"/>
-        </w:rPr>
-        <w:t>Create a new series (title, tagline, cover image).</w:t>
-      </w:r>
-    </w:p>
-    <w:p>
-      <w:pPr>
-        <w:pStyle w:val="ListBullet"/>
-      </w:pPr>
-      <w:r>
-        <w:rPr>
-          <w:sz w:val="22"/>
-        </w:rPr>
-        <w:t>Add episodes to a series.</w:t>
-      </w:r>
-    </w:p>
-    <w:p>
-      <w:pPr>
-        <w:pStyle w:val="ListBullet"/>
-      </w:pPr>
-      <w:r>
-        <w:rPr>
-          <w:sz w:val="22"/>
-        </w:rPr>
-        <w:t>See small analytics about how your series are doing.</w:t>
-      </w:r>
-    </w:p>
-    <w:p>
-      <w:pPr>
-        <w:jc w:val="center"/>
-      </w:pPr>
-      <w:r>
-        <w:drawing>
-          <wp:inline xmlns:a="http://schemas.openxmlformats.org/drawingml/2006/main" xmlns:pic="http://schemas.openxmlformats.org/drawingml/2006/picture">
-            <wp:extent cx="5486400" cy="2683192"/>
-            <wp:docPr id="14" name="Picture 14"/>
-            <wp:cNvGraphicFramePr>
-              <a:graphicFrameLocks noChangeAspect="1"/>
-            </wp:cNvGraphicFramePr>
-            <a:graphic>
-              <a:graphicData uri="http://schemas.openxmlformats.org/drawingml/2006/picture">
-                <pic:pic>
-                  <pic:nvPicPr>
-                    <pic:cNvPr id="0" name="20-creator-studio.png"/>
-                    <pic:cNvPicPr/>
-                  </pic:nvPicPr>
-                  <pic:blipFill>
-                    <a:blip r:embed="rId22"/>
-                    <a:stretch>
-                      <a:fillRect/>
-                    </a:stretch>
-                  </pic:blipFill>
-                  <pic:spPr>
-                    <a:xfrm>
-                      <a:off x="0" y="0"/>
-                      <a:ext cx="5486400" cy="2683192"/>
-                    </a:xfrm>
-                    <a:prstGeom prst="rect"/>
-                  </pic:spPr>
-                </pic:pic>
-              </a:graphicData>
-            </a:graphic>
-          </wp:inline>
-        </w:drawing>
-      </w:r>
-    </w:p>
-    <w:p>
-      <w:pPr>
-        <w:jc w:val="center"/>
-      </w:pPr>
-      <w:r>
-        <w:rPr>
-          <w:i/>
-          <w:color w:val="707070"/>
-          <w:sz w:val="20"/>
-        </w:rPr>
-        <w:t>The Creator Studio.</w:t>
-      </w:r>
-    </w:p>
-    <w:p>
-      <w:pPr>
-        <w:spacing w:before="280" w:after="80"/>
-      </w:pPr>
-      <w:r>
-        <w:rPr>
-          <w:b/>
-          <w:color w:val="443C3C"/>
-          <w:sz w:val="36"/>
-        </w:rPr>
-        <w:t>13. Admin tools (only for Admins)</w:t>
-      </w:r>
-    </w:p>
-    <w:p>
-      <w:pPr>
-        <w:spacing w:after="80"/>
-      </w:pPr>
-      <w:r>
-        <w:rPr>
-          <w:sz w:val="22"/>
-        </w:rPr>
-        <w:t>Admins see one extra link in the sidebar: 'Admin'. The Admin page shows:</w:t>
-      </w:r>
-    </w:p>
-    <w:p>
-      <w:pPr>
-        <w:pStyle w:val="ListBullet"/>
-      </w:pPr>
-      <w:r>
-        <w:rPr>
-          <w:sz w:val="22"/>
-        </w:rPr>
-        <w:t>Numbers — users, series, episodes, reflections, conversations, posts.</w:t>
-      </w:r>
-    </w:p>
-    <w:p>
-      <w:pPr>
-        <w:pStyle w:val="ListBullet"/>
-      </w:pPr>
-      <w:r>
-        <w:rPr>
-          <w:sz w:val="22"/>
-        </w:rPr>
-        <w:t>Creator applications — Approve or Deny.</w:t>
-      </w:r>
-    </w:p>
-    <w:p>
-      <w:pPr>
-        <w:pStyle w:val="ListBullet"/>
-      </w:pPr>
-      <w:r>
-        <w:rPr>
-          <w:sz w:val="22"/>
-        </w:rPr>
-        <w:t>Users — a list of everyone on the platform.</w:t>
-      </w:r>
-    </w:p>
-    <w:p>
-      <w:pPr>
-        <w:jc w:val="center"/>
-      </w:pPr>
-      <w:r>
-        <w:drawing>
-          <wp:inline xmlns:a="http://schemas.openxmlformats.org/drawingml/2006/main" xmlns:pic="http://schemas.openxmlformats.org/drawingml/2006/picture">
-            <wp:extent cx="5486400" cy="3283200"/>
-            <wp:docPr id="15" name="Picture 15"/>
-            <wp:cNvGraphicFramePr>
-              <a:graphicFrameLocks noChangeAspect="1"/>
-            </wp:cNvGraphicFramePr>
-            <a:graphic>
-              <a:graphicData uri="http://schemas.openxmlformats.org/drawingml/2006/picture">
-                <pic:pic>
-                  <pic:nvPicPr>
-                    <pic:cNvPr id="0" name="17-admin.png"/>
-                    <pic:cNvPicPr/>
-                  </pic:nvPicPr>
-                  <pic:blipFill>
-                    <a:blip r:embed="rId23"/>
-                    <a:stretch>
-                      <a:fillRect/>
-                    </a:stretch>
-                  </pic:blipFill>
-                  <pic:spPr>
-                    <a:xfrm>
-                      <a:off x="0" y="0"/>
-                      <a:ext cx="5486400" cy="3283200"/>
-                    </a:xfrm>
-                    <a:prstGeom prst="rect"/>
-                  </pic:spPr>
-                </pic:pic>
-              </a:graphicData>
-            </a:graphic>
-          </wp:inline>
-        </w:drawing>
-      </w:r>
-    </w:p>
-    <w:p>
-      <w:pPr>
-        <w:jc w:val="center"/>
-      </w:pPr>
-      <w:r>
-        <w:rPr>
-          <w:i/>
-          <w:color w:val="707070"/>
-          <w:sz w:val="20"/>
-        </w:rPr>
-        <w:t>The Admin page.</w:t>
-      </w:r>
-    </w:p>
-    <w:p>
-      <w:pPr>
-        <w:spacing w:before="280" w:after="80"/>
-      </w:pPr>
-      <w:r>
-        <w:rPr>
-          <w:b/>
-          <w:color w:val="443C3C"/>
-          <w:sz w:val="36"/>
-        </w:rPr>
-        <w:t>14. Dark and light mode</w:t>
-      </w:r>
-    </w:p>
-    <w:p>
-      <w:pPr>
-        <w:spacing w:after="80"/>
-      </w:pPr>
-      <w:r>
-        <w:rPr>
-          <w:sz w:val="22"/>
-        </w:rPr>
-        <w:t>Click the moon or sun in the top-right of any page. The app switches. It remembers your choice for next time.</w:t>
-      </w:r>
-    </w:p>
-    <w:p>
-      <w:pPr>
-        <w:spacing w:before="280" w:after="80"/>
-      </w:pPr>
-      <w:r>
-        <w:rPr>
-          <w:b/>
-          <w:color w:val="443C3C"/>
-          <w:sz w:val="36"/>
-        </w:rPr>
-        <w:t>15. If something goes wrong</w:t>
-      </w:r>
-    </w:p>
-    <w:p>
-      <w:pPr>
-        <w:pStyle w:val="ListBullet"/>
-      </w:pPr>
-      <w:r>
-        <w:rPr>
-          <w:sz w:val="22"/>
-        </w:rPr>
-        <w:t>Can't log in? Check the username and password. They are case-sensitive.</w:t>
-      </w:r>
-    </w:p>
-    <w:p>
-      <w:pPr>
-        <w:pStyle w:val="ListBullet"/>
-      </w:pPr>
-      <w:r>
-        <w:rPr>
-          <w:sz w:val="22"/>
-        </w:rPr>
-        <w:t>Page is blank? Refresh once. If still blank, restart the dev server.</w:t>
-      </w:r>
-    </w:p>
-    <w:p>
-      <w:pPr>
-        <w:pStyle w:val="ListBullet"/>
-      </w:pPr>
-      <w:r>
-        <w:rPr>
-          <w:sz w:val="22"/>
-        </w:rPr>
-        <w:t>Companion says 'companion is resting'? Wait a few seconds and try again.</w:t>
-      </w:r>
-    </w:p>
-    <w:p>
-      <w:pPr>
-        <w:pStyle w:val="ListBullet"/>
-      </w:pPr>
-      <w:r>
-        <w:rPr>
-          <w:sz w:val="22"/>
-        </w:rPr>
-        <w:t>If you need help, contact your admin or the person who set up Glimmora.</w:t>
-      </w:r>
-    </w:p>
-    <w:p>
-      <w:pPr>
-        <w:spacing w:before="280" w:after="80"/>
-      </w:pPr>
-      <w:r>
-        <w:rPr>
-          <w:b/>
-          <w:color w:val="443C3C"/>
-          <w:sz w:val="36"/>
-        </w:rPr>
-        <w:t>16. Safety</w:t>
-      </w:r>
-    </w:p>
-    <w:p>
-      <w:pPr>
-        <w:spacing w:after="80"/>
-      </w:pPr>
-      <w:r>
-        <w:rPr>
-          <w:sz w:val="22"/>
-        </w:rPr>
-        <w:t>Glimmora ONE is not a doctor or a therapist. It's a calm space for reflection. If you're in danger, please contact a real person — a trusted adult, or a local crisis line. The Companion will show you the closest crisis numbers on the safety card.</w:t>
-      </w:r>
-    </w:p>
-    <w:p>
-      <w:pPr>
-        <w:spacing w:before="280" w:after="80"/>
-      </w:pPr>
-      <w:r>
-        <w:rPr>
-          <w:b/>
-          <w:color w:val="443C3C"/>
-          <w:sz w:val="36"/>
-        </w:rPr>
-        <w:t>17. New in v0.3.0</w:t>
-      </w:r>
-    </w:p>
-    <w:p>
-      <w:pPr>
-        <w:spacing w:after="80"/>
-      </w:pPr>
-      <w:r>
-        <w:rPr>
-          <w:sz w:val="22"/>
-        </w:rPr>
-        <w:t>Things you can now do that didn't exist before:</w:t>
-      </w:r>
-    </w:p>
-    <w:p>
-      <w:pPr>
-        <w:pStyle w:val="ListBullet"/>
-      </w:pPr>
-      <w:r>
-        <w:rPr>
-          <w:sz w:val="22"/>
-        </w:rPr>
-        <w:t>Forgot your password? Click 'Forgot password?' on the sign-in page. We'll email you a one-hour reset link (or, in dev mode, show the token in the page).</w:t>
-      </w:r>
-    </w:p>
-    <w:p>
-      <w:pPr>
-        <w:pStyle w:val="ListBullet"/>
-      </w:pPr>
-      <w:r>
-        <w:rPr>
-          <w:sz w:val="22"/>
-        </w:rPr>
-        <w:t>Change your password from Profile → Security &amp; data.</w:t>
-      </w:r>
-    </w:p>
-    <w:p>
-      <w:pPr>
-        <w:pStyle w:val="ListBullet"/>
-      </w:pPr>
-      <w:r>
-        <w:rPr>
-          <w:sz w:val="22"/>
-        </w:rPr>
-        <w:t>Download every reflection, conversation, and watch record as one JSON file (Profile → Security &amp; data → 'Download my data').</w:t>
-      </w:r>
-    </w:p>
-    <w:p>
-      <w:pPr>
-        <w:pStyle w:val="ListBullet"/>
-      </w:pPr>
-      <w:r>
-        <w:rPr>
-          <w:sz w:val="22"/>
-        </w:rPr>
-        <w:t>Delete your account permanently (Profile → Security &amp; data → 'Delete account'). Type your username to confirm.</w:t>
-      </w:r>
-    </w:p>
-    <w:p>
-      <w:pPr>
-        <w:pStyle w:val="ListBullet"/>
-      </w:pPr>
-      <w:r>
-        <w:rPr>
-          <w:sz w:val="22"/>
-        </w:rPr>
-        <w:t>Your videos remember where you stopped. Open /watch and you'll see a 'Continue watching' row at the top.</w:t>
-      </w:r>
-    </w:p>
-    <w:p>
-      <w:pPr>
-        <w:pStyle w:val="ListBullet"/>
-      </w:pPr>
-      <w:r>
-        <w:rPr>
-          <w:sz w:val="22"/>
-        </w:rPr>
-        <w:t>Reflect entries can be edited (✎) and deleted (🗑). The journal has a search box + mood filter + a 7d/30d/90d/1y range chooser on the trend chart.</w:t>
-      </w:r>
-    </w:p>
-    <w:p>
-      <w:pPr>
-        <w:pStyle w:val="ListBullet"/>
-      </w:pPr>
-      <w:r>
-        <w:rPr>
-          <w:sz w:val="22"/>
-        </w:rPr>
-        <w:t>The Companion has a left-side drawer that lists every conversation you've ever had, with search across titles and message text. Tap any row to resume.</w:t>
-      </w:r>
-    </w:p>
-    <w:p>
-      <w:pPr>
-        <w:pStyle w:val="ListBullet"/>
-      </w:pPr>
-      <w:r>
-        <w:rPr>
-          <w:sz w:val="22"/>
-        </w:rPr>
-        <w:t>Premium accounts get a deeper companion memory (32 turns vs 8 on free).</w:t>
-      </w:r>
-    </w:p>
-    <w:p>
-      <w:pPr>
-        <w:pStyle w:val="ListBullet"/>
-      </w:pPr>
-      <w:r>
-        <w:rPr>
-          <w:sz w:val="22"/>
-        </w:rPr>
-        <w:t>Creators can edit, unpublish, or delete their series and episodes from /creator/series/&lt;id&gt;/edit.</w:t>
-      </w:r>
-    </w:p>
-    <w:p>
-      <w:pPr>
-        <w:pStyle w:val="ListBullet"/>
-      </w:pPr>
-      <w:r>
-        <w:rPr>
-          <w:sz w:val="22"/>
-        </w:rPr>
-        <w:t>Admins now get a user search + role filter, a content moderation panel for any series, and a chronological audit log.</w:t>
+        <w:t>The Companion will show you these numbers too if you write about wanting to hurt yourself. Please use them. You're not alone. Even at 3am.</w:t>
       </w:r>
     </w:p>
     <w:sectPr>
